--- a/docpac_21230125/docpac_21230125.docx
+++ b/docpac_21230125/docpac_21230125.docx
@@ -28,15 +28,7 @@
         <w:t>th</w:t>
       </w:r>
       <w:r>
-        <w:t xml:space="preserve"> wedding on Friday. I don’t know when these meetings are </w:t>
-      </w:r>
-      <w:proofErr w:type="spellStart"/>
-      <w:r>
-        <w:t>gonna</w:t>
-      </w:r>
-      <w:proofErr w:type="spellEnd"/>
-      <w:r>
-        <w:t xml:space="preserve"> happen.</w:t>
+        <w:t xml:space="preserve"> wedding on Friday. I don’t know when these meetings are gonna happen.</w:t>
       </w:r>
     </w:p>
     <w:p>
@@ -53,15 +45,7 @@
         </w:numPr>
       </w:pPr>
       <w:r>
-        <w:t xml:space="preserve">Re-use </w:t>
-      </w:r>
-      <w:proofErr w:type="spellStart"/>
-      <w:r>
-        <w:t>Formplug</w:t>
-      </w:r>
-      <w:proofErr w:type="spellEnd"/>
-      <w:r>
-        <w:t xml:space="preserve"> in RPG Maker MZ to create a quiz game, or a novel new way of using polling in a RPG Maker Game</w:t>
+        <w:t>Re-use Formplug in RPG Maker MZ to create a quiz game, or a novel new way of using polling in a RPG Maker Game</w:t>
       </w:r>
     </w:p>
     <w:p>
@@ -72,13 +56,8 @@
           <w:numId w:val="1"/>
         </w:numPr>
       </w:pPr>
-      <w:proofErr w:type="spellStart"/>
-      <w:r>
-        <w:t>Formplug</w:t>
-      </w:r>
-      <w:proofErr w:type="spellEnd"/>
-      <w:r>
-        <w:t xml:space="preserve"> is a mess of slop code. Good luck figuring it out.</w:t>
+      <w:r>
+        <w:t>Formplug is a mess of slop code. Good luck figuring it out.</w:t>
       </w:r>
       <w:r>
         <w:t xml:space="preserve"> Bryce’s name is in the credits so blame everything on him and cursor AI.</w:t>
@@ -93,15 +72,7 @@
         </w:numPr>
       </w:pPr>
       <w:r>
-        <w:t xml:space="preserve">There’s a </w:t>
-      </w:r>
-      <w:proofErr w:type="spellStart"/>
-      <w:r>
-        <w:t>quizbank</w:t>
-      </w:r>
-      <w:proofErr w:type="spellEnd"/>
-      <w:r>
-        <w:t xml:space="preserve"> node program included. It’s an old version. See if you can get it working and program in your own questions. Yell at Robert and Hayden for not finishing the full version.</w:t>
+        <w:t>There’s a quizbank node program included. It’s an old version. See if you can get it working and program in your own questions. Yell at Robert and Hayden for not finishing the full version.</w:t>
       </w:r>
     </w:p>
     <w:p>
@@ -148,13 +119,8 @@
           <w:numId w:val="1"/>
         </w:numPr>
       </w:pPr>
-      <w:proofErr w:type="spellStart"/>
-      <w:r>
-        <w:t>Digipogs</w:t>
-      </w:r>
-      <w:proofErr w:type="spellEnd"/>
-      <w:r>
-        <w:t>, maybe? Multiplayer?</w:t>
+      <w:r>
+        <w:t>Digipogs, maybe? Multiplayer?</w:t>
       </w:r>
     </w:p>
     <w:p>
@@ -214,15 +180,7 @@
         </w:numPr>
       </w:pPr>
       <w:r>
-        <w:t xml:space="preserve">If you going to do this instead of </w:t>
-      </w:r>
-      <w:proofErr w:type="spellStart"/>
-      <w:r>
-        <w:t>javascript</w:t>
-      </w:r>
-      <w:proofErr w:type="spellEnd"/>
-      <w:r>
-        <w:t xml:space="preserve">, it better be </w:t>
+        <w:t xml:space="preserve">If you going to do this instead of javascript, it better be </w:t>
       </w:r>
       <w:r>
         <w:rPr>
@@ -232,31 +190,7 @@
         <w:t>peak</w:t>
       </w:r>
       <w:r>
-        <w:t xml:space="preserve">. Not like, </w:t>
-      </w:r>
-      <w:proofErr w:type="spellStart"/>
-      <w:r>
-        <w:t>boulderpass</w:t>
-      </w:r>
-      <w:proofErr w:type="spellEnd"/>
-      <w:r>
-        <w:t xml:space="preserve"> peak. Like, “</w:t>
-      </w:r>
-      <w:proofErr w:type="spellStart"/>
-      <w:r>
-        <w:t>ts</w:t>
-      </w:r>
-      <w:proofErr w:type="spellEnd"/>
-      <w:r>
-        <w:t xml:space="preserve"> is fire </w:t>
-      </w:r>
-      <w:proofErr w:type="spellStart"/>
-      <w:r>
-        <w:t>af</w:t>
-      </w:r>
-      <w:proofErr w:type="spellEnd"/>
-      <w:r>
-        <w:t>” peak.</w:t>
+        <w:t>. Not like, boulderpass peak. Like, “ts is fire af” peak.</w:t>
       </w:r>
     </w:p>
     <w:p>
@@ -282,23 +216,7 @@
         <w:t xml:space="preserve"> graders who by now </w:t>
       </w:r>
       <w:r>
-        <w:t xml:space="preserve">know a lot about </w:t>
-      </w:r>
-      <w:proofErr w:type="spellStart"/>
-      <w:r>
-        <w:t>nodejs</w:t>
-      </w:r>
-      <w:proofErr w:type="spellEnd"/>
-      <w:r>
-        <w:t xml:space="preserve"> and </w:t>
-      </w:r>
-      <w:proofErr w:type="spellStart"/>
-      <w:r>
-        <w:t>javascript</w:t>
-      </w:r>
-      <w:proofErr w:type="spellEnd"/>
-      <w:r>
-        <w:t>. The CIW certification is going to be a breeze. So, I expect to see great stuff from you.</w:t>
+        <w:t>know a lot about nodejs and javascript. The CIW certification is going to be a breeze. So, I expect to see great stuff from you.</w:t>
       </w:r>
     </w:p>
     <w:p>
@@ -363,28 +281,18 @@
         <w:t>(</w:t>
       </w:r>
       <w:r>
-        <w:t xml:space="preserve">when anybody plays something vaguely Japanese on </w:t>
-      </w:r>
-      <w:proofErr w:type="spellStart"/>
-      <w:r>
-        <w:t>jukebar</w:t>
-      </w:r>
-      <w:proofErr w:type="spellEnd"/>
+        <w:t>when anybody plays something vaguely Japanese on jukebar</w:t>
+      </w:r>
       <w:r>
         <w:t>)</w:t>
       </w:r>
     </w:p>
     <w:p>
       <w:r>
-        <w:t xml:space="preserve">“Connor, get back to your seat. You don’t work for </w:t>
-      </w:r>
-      <w:proofErr w:type="spellStart"/>
-      <w:r>
-        <w:t>formpix</w:t>
-      </w:r>
-      <w:proofErr w:type="spellEnd"/>
-      <w:r>
-        <w:t>.”</w:t>
+        <w:t>“Connor, get back to your seat. You don’t work for formpix.”</w:t>
+      </w:r>
+      <w:r>
+        <w:t xml:space="preserve"> Hey I was a good child-connor</w:t>
       </w:r>
     </w:p>
     <w:p>
